--- a/text/footer/call-to-action.docx
+++ b/text/footer/call-to-action.docx
@@ -3,6 +3,10 @@
 <w:document xmlns:w="http://schemas.openxmlformats.org/wordprocessingml/2006/main">
   <w:body>
     <w:p>
+      <w:pPr>
+        <w:jc w:val="left"/>
+        <w:spacing w:line="264" w:lineRule="auto"/>
+      </w:pPr>
       <w:r>
         <w:rPr>
           <w:i/>
@@ -14,6 +18,10 @@
       </w:r>
     </w:p>
     <w:p>
+      <w:pPr>
+        <w:jc w:val="left"/>
+        <w:spacing w:line="264" w:lineRule="auto"/>
+      </w:pPr>
       <w:r>
         <w:rPr>
           <w:sz w:val="84"/>
@@ -24,6 +32,10 @@
       </w:r>
     </w:p>
     <w:p>
+      <w:pPr>
+        <w:jc w:val="left"/>
+        <w:spacing w:line="264" w:lineRule="auto"/>
+      </w:pPr>
       <w:r>
         <w:rPr>
           <w:sz w:val="84"/>

--- a/text/footer/call-to-action.docx
+++ b/text/footer/call-to-action.docx
@@ -42,7 +42,24 @@
           <w:color w:val="FF7300"/>
           <w:rFonts w:ascii="DM Sans" w:hAnsi="DM Sans"/>
         </w:rPr>
-        <w:t xml:space="preserve">[altrunestudio@gmail.com]</w:t>
+        <w:t xml:space="preserve">[</w:t>
+      </w:r>
+      <w:r>
+        <w:rPr>
+          <w:i/>
+          <w:sz w:val="84"/>
+          <w:color w:val="FF7300"/>
+          <w:rFonts w:ascii="DM Sans" w:hAnsi="DM Sans"/>
+        </w:rPr>
+        <w:t xml:space="preserve">altrunestudio@gmail.com</w:t>
+      </w:r>
+      <w:r>
+        <w:rPr>
+          <w:sz w:val="84"/>
+          <w:color w:val="FF7300"/>
+          <w:rFonts w:ascii="DM Sans" w:hAnsi="DM Sans"/>
+        </w:rPr>
+        <w:t xml:space="preserve">]</w:t>
       </w:r>
     </w:p>
     <w:sectPr>
